--- a/klagomål/A 65044-2023 FSC-klagomål.docx
+++ b/klagomål/A 65044-2023 FSC-klagomål.docx
@@ -774,7 +774,7 @@
     <w:r>
       <w:tab/>
       <w:tab/>
-      <w:t>2026-09-14</w:t>
+      <w:t>2026-09-15</w:t>
       <w:br/>
       <w:br/>
     </w:r>

--- a/klagomål/A 65044-2023 FSC-klagomål.docx
+++ b/klagomål/A 65044-2023 FSC-klagomål.docx
@@ -774,7 +774,7 @@
     <w:r>
       <w:tab/>
       <w:tab/>
-      <w:t>2026-09-15</w:t>
+      <w:t>2026-09-16</w:t>
       <w:br/>
       <w:br/>
     </w:r>

--- a/klagomål/A 65044-2023 FSC-klagomål.docx
+++ b/klagomål/A 65044-2023 FSC-klagomål.docx
@@ -774,7 +774,7 @@
     <w:r>
       <w:tab/>
       <w:tab/>
-      <w:t>2026-09-16</w:t>
+      <w:t>2026-09-17</w:t>
       <w:br/>
       <w:br/>
     </w:r>

--- a/klagomål/A 65044-2023 FSC-klagomål.docx
+++ b/klagomål/A 65044-2023 FSC-klagomål.docx
@@ -774,7 +774,7 @@
     <w:r>
       <w:tab/>
       <w:tab/>
-      <w:t>2026-09-17</w:t>
+      <w:t>2026-09-18</w:t>
       <w:br/>
       <w:br/>
     </w:r>

--- a/klagomål/A 65044-2023 FSC-klagomål.docx
+++ b/klagomål/A 65044-2023 FSC-klagomål.docx
@@ -774,7 +774,7 @@
     <w:r>
       <w:tab/>
       <w:tab/>
-      <w:t>2026-09-18</w:t>
+      <w:t>2026-09-19</w:t>
       <w:br/>
       <w:br/>
     </w:r>

--- a/klagomål/A 65044-2023 FSC-klagomål.docx
+++ b/klagomål/A 65044-2023 FSC-klagomål.docx
@@ -774,7 +774,7 @@
     <w:r>
       <w:tab/>
       <w:tab/>
-      <w:t>2026-09-19</w:t>
+      <w:t>2026-09-21</w:t>
       <w:br/>
       <w:br/>
     </w:r>

--- a/klagomål/A 65044-2023 FSC-klagomål.docx
+++ b/klagomål/A 65044-2023 FSC-klagomål.docx
@@ -774,7 +774,7 @@
     <w:r>
       <w:tab/>
       <w:tab/>
-      <w:t>2026-09-21</w:t>
+      <w:t>2026-09-23</w:t>
       <w:br/>
       <w:br/>
     </w:r>

--- a/klagomål/A 65044-2023 FSC-klagomål.docx
+++ b/klagomål/A 65044-2023 FSC-klagomål.docx
@@ -774,7 +774,7 @@
     <w:r>
       <w:tab/>
       <w:tab/>
-      <w:t>2026-09-23</w:t>
+      <w:t>2026-09-24</w:t>
       <w:br/>
       <w:br/>
     </w:r>

--- a/klagomål/A 65044-2023 FSC-klagomål.docx
+++ b/klagomål/A 65044-2023 FSC-klagomål.docx
@@ -774,7 +774,7 @@
     <w:r>
       <w:tab/>
       <w:tab/>
-      <w:t>2026-09-24</w:t>
+      <w:t>2026-09-25</w:t>
       <w:br/>
       <w:br/>
     </w:r>

--- a/klagomål/A 65044-2023 FSC-klagomål.docx
+++ b/klagomål/A 65044-2023 FSC-klagomål.docx
@@ -774,7 +774,7 @@
     <w:r>
       <w:tab/>
       <w:tab/>
-      <w:t>2026-09-25</w:t>
+      <w:t>2026-09-26</w:t>
       <w:br/>
       <w:br/>
     </w:r>

--- a/klagomål/A 65044-2023 FSC-klagomål.docx
+++ b/klagomål/A 65044-2023 FSC-klagomål.docx
@@ -774,7 +774,7 @@
     <w:r>
       <w:tab/>
       <w:tab/>
-      <w:t>2026-09-26</w:t>
+      <w:t>2026-09-27</w:t>
       <w:br/>
       <w:br/>
     </w:r>

--- a/klagomål/A 65044-2023 FSC-klagomål.docx
+++ b/klagomål/A 65044-2023 FSC-klagomål.docx
@@ -774,7 +774,7 @@
     <w:r>
       <w:tab/>
       <w:tab/>
-      <w:t>2026-09-27</w:t>
+      <w:t>2026-09-28</w:t>
       <w:br/>
       <w:br/>
     </w:r>

--- a/klagomål/A 65044-2023 FSC-klagomål.docx
+++ b/klagomål/A 65044-2023 FSC-klagomål.docx
@@ -774,7 +774,7 @@
     <w:r>
       <w:tab/>
       <w:tab/>
-      <w:t>2026-09-28</w:t>
+      <w:t>2026-09-29</w:t>
       <w:br/>
       <w:br/>
     </w:r>

--- a/klagomål/A 65044-2023 FSC-klagomål.docx
+++ b/klagomål/A 65044-2023 FSC-klagomål.docx
@@ -774,7 +774,7 @@
     <w:r>
       <w:tab/>
       <w:tab/>
-      <w:t>2026-09-29</w:t>
+      <w:t>2026-09-30</w:t>
       <w:br/>
       <w:br/>
     </w:r>

--- a/klagomål/A 65044-2023 FSC-klagomål.docx
+++ b/klagomål/A 65044-2023 FSC-klagomål.docx
@@ -774,7 +774,7 @@
     <w:r>
       <w:tab/>
       <w:tab/>
-      <w:t>2026-09-30</w:t>
+      <w:t>2026-10-01</w:t>
       <w:br/>
       <w:br/>
     </w:r>

--- a/klagomål/A 65044-2023 FSC-klagomål.docx
+++ b/klagomål/A 65044-2023 FSC-klagomål.docx
@@ -774,7 +774,7 @@
     <w:r>
       <w:tab/>
       <w:tab/>
-      <w:t>2026-10-01</w:t>
+      <w:t>2026-10-02</w:t>
       <w:br/>
       <w:br/>
     </w:r>

--- a/klagomål/A 65044-2023 FSC-klagomål.docx
+++ b/klagomål/A 65044-2023 FSC-klagomål.docx
@@ -774,7 +774,7 @@
     <w:r>
       <w:tab/>
       <w:tab/>
-      <w:t>2026-10-02</w:t>
+      <w:t>2026-10-03</w:t>
       <w:br/>
       <w:br/>
     </w:r>

--- a/klagomål/A 65044-2023 FSC-klagomål.docx
+++ b/klagomål/A 65044-2023 FSC-klagomål.docx
@@ -774,7 +774,7 @@
     <w:r>
       <w:tab/>
       <w:tab/>
-      <w:t>2026-10-03</w:t>
+      <w:t>2026-10-04</w:t>
       <w:br/>
       <w:br/>
     </w:r>

--- a/klagomål/A 65044-2023 FSC-klagomål.docx
+++ b/klagomål/A 65044-2023 FSC-klagomål.docx
@@ -774,7 +774,7 @@
     <w:r>
       <w:tab/>
       <w:tab/>
-      <w:t>2026-10-04</w:t>
+      <w:t>2026-10-05</w:t>
       <w:br/>
       <w:br/>
     </w:r>

--- a/klagomål/A 65044-2023 FSC-klagomål.docx
+++ b/klagomål/A 65044-2023 FSC-klagomål.docx
@@ -774,7 +774,7 @@
     <w:r>
       <w:tab/>
       <w:tab/>
-      <w:t>2026-10-05</w:t>
+      <w:t>2026-10-06</w:t>
       <w:br/>
       <w:br/>
     </w:r>

--- a/klagomål/A 65044-2023 FSC-klagomål.docx
+++ b/klagomål/A 65044-2023 FSC-klagomål.docx
@@ -774,7 +774,7 @@
     <w:r>
       <w:tab/>
       <w:tab/>
-      <w:t>2026-10-06</w:t>
+      <w:t>2026-10-07</w:t>
       <w:br/>
       <w:br/>
     </w:r>

--- a/klagomål/A 65044-2023 FSC-klagomål.docx
+++ b/klagomål/A 65044-2023 FSC-klagomål.docx
@@ -774,7 +774,7 @@
     <w:r>
       <w:tab/>
       <w:tab/>
-      <w:t>2026-10-07</w:t>
+      <w:t>2026-10-08</w:t>
       <w:br/>
       <w:br/>
     </w:r>

--- a/klagomål/A 65044-2023 FSC-klagomål.docx
+++ b/klagomål/A 65044-2023 FSC-klagomål.docx
@@ -774,7 +774,7 @@
     <w:r>
       <w:tab/>
       <w:tab/>
-      <w:t>2026-10-08</w:t>
+      <w:t>2026-10-09</w:t>
       <w:br/>
       <w:br/>
     </w:r>

--- a/klagomål/A 65044-2023 FSC-klagomål.docx
+++ b/klagomål/A 65044-2023 FSC-klagomål.docx
@@ -774,7 +774,7 @@
     <w:r>
       <w:tab/>
       <w:tab/>
-      <w:t>2026-10-09</w:t>
+      <w:t>2026-10-10</w:t>
       <w:br/>
       <w:br/>
     </w:r>

--- a/klagomål/A 65044-2023 FSC-klagomål.docx
+++ b/klagomål/A 65044-2023 FSC-klagomål.docx
@@ -774,7 +774,7 @@
     <w:r>
       <w:tab/>
       <w:tab/>
-      <w:t>2026-10-10</w:t>
+      <w:t>2026-10-11</w:t>
       <w:br/>
       <w:br/>
     </w:r>

--- a/klagomål/A 65044-2023 FSC-klagomål.docx
+++ b/klagomål/A 65044-2023 FSC-klagomål.docx
@@ -774,7 +774,7 @@
     <w:r>
       <w:tab/>
       <w:tab/>
-      <w:t>2026-10-11</w:t>
+      <w:t>2026-10-12</w:t>
       <w:br/>
       <w:br/>
     </w:r>

--- a/klagomål/A 65044-2023 FSC-klagomål.docx
+++ b/klagomål/A 65044-2023 FSC-klagomål.docx
@@ -774,7 +774,7 @@
     <w:r>
       <w:tab/>
       <w:tab/>
-      <w:t>2026-10-12</w:t>
+      <w:t>2026-10-13</w:t>
       <w:br/>
       <w:br/>
     </w:r>

--- a/klagomål/A 65044-2023 FSC-klagomål.docx
+++ b/klagomål/A 65044-2023 FSC-klagomål.docx
@@ -774,7 +774,7 @@
     <w:r>
       <w:tab/>
       <w:tab/>
-      <w:t>2026-10-13</w:t>
+      <w:t>2026-10-14</w:t>
       <w:br/>
       <w:br/>
     </w:r>

--- a/klagomål/A 65044-2023 FSC-klagomål.docx
+++ b/klagomål/A 65044-2023 FSC-klagomål.docx
@@ -774,7 +774,7 @@
     <w:r>
       <w:tab/>
       <w:tab/>
-      <w:t>2026-10-14</w:t>
+      <w:t>2026-10-15</w:t>
       <w:br/>
       <w:br/>
     </w:r>

--- a/klagomål/A 65044-2023 FSC-klagomål.docx
+++ b/klagomål/A 65044-2023 FSC-klagomål.docx
@@ -774,7 +774,7 @@
     <w:r>
       <w:tab/>
       <w:tab/>
-      <w:t>2026-10-15</w:t>
+      <w:t>2026-10-16</w:t>
       <w:br/>
       <w:br/>
     </w:r>

--- a/klagomål/A 65044-2023 FSC-klagomål.docx
+++ b/klagomål/A 65044-2023 FSC-klagomål.docx
@@ -774,7 +774,7 @@
     <w:r>
       <w:tab/>
       <w:tab/>
-      <w:t>2026-10-16</w:t>
+      <w:t>2026-10-17</w:t>
       <w:br/>
       <w:br/>
     </w:r>

--- a/klagomål/A 65044-2023 FSC-klagomål.docx
+++ b/klagomål/A 65044-2023 FSC-klagomål.docx
@@ -178,7 +178,7 @@
       <w:r>
         <w:drawing>
           <wp:inline xmlns:a="http://schemas.openxmlformats.org/drawingml/2006/main" xmlns:pic="http://schemas.openxmlformats.org/drawingml/2006/picture">
-            <wp:extent cx="5486400" cy="4000736"/>
+            <wp:extent cx="5486400" cy="4255259"/>
             <wp:docPr id="1" name="Picture 1"/>
             <wp:cNvGraphicFramePr>
               <a:graphicFrameLocks noChangeAspect="1"/>
@@ -199,7 +199,7 @@
                   <pic:spPr>
                     <a:xfrm>
                       <a:off x="0" y="0"/>
-                      <a:ext cx="5486400" cy="4000736"/>
+                      <a:ext cx="5486400" cy="4255259"/>
                     </a:xfrm>
                     <a:prstGeom prst="rect"/>
                   </pic:spPr>
@@ -216,12 +216,12 @@
         <w:spacing w:after="240"/>
       </w:pPr>
       <w:r>
-        <w:t>Figur 1. Fyndplatser för naturvårdsarter i och inom 5 meter från avverkningsanmälan. Markörer utan svart kant är placerade på fyndplatsen. Markörer med svart kant är placerade vid sidan av fyndplatsen och har ett svart streck som visar fyndplatsens exakta position. Kartans mittpunktskoordinat är N 7056882, E 722205 i SWEREF 99 TM.</w:t>
+        <w:t>Figur 1. Fyndplatser för naturvårdsarter i och inom 18 meter från avverkningsanmälan. Markörer utan svart kant är placerade på fyndplatsen. Markörer med svart kant är placerade vid sidan av fyndplatsen och har ett svart streck som visar fyndplatsens exakta position. Kartans mittpunktskoordinat är N 7056882, E 722205 i SWEREF 99 TM.</w:t>
       </w:r>
     </w:p>
     <w:p>
       <w:r>
-        <w:t>I och inom 5 meter från avverkningsanmälan finns fynd av 2 naturvårdsarter, varav 1 är rödlistad, 2 är fridlysta och 1 är typisk (T): mindre hackspett (NT, T, §4) och sävsparv (§4). Se Figur 1.</w:t>
+        <w:t>I och inom 18 meter från avverkningsanmälan finns fynd av 17 naturvårdsarter, varav 4 är rödlistade, 4 är fridlysta, 13 är typiska (T) och 7 är signalarter (S): grönhjon (NT), mindre hackspett (NT, T, §4), talltita (NT, §4), vitgrynig nållav (NT), bågpraktmossa (S, T), gulnål (S, T), källpraktmossa (S, T), kärrkammossa (S, T), nästlav (S, T), stubbspretmossa (S, T), svart trolldruva (S, T), ekorrbär (T), källgräsmossa (T), linnea (T), ormbär (T), spillkråka (T, §4) och sävsparv (§4). Se Figur 1.</w:t>
       </w:r>
     </w:p>
     <w:p>
@@ -252,6 +252,17 @@
         <w:rPr>
           <w:b/>
         </w:rPr>
+        <w:t>Grönhjon (NT)</w:t>
+      </w:r>
+      <w:r>
+        <w:t xml:space="preserve"> är en skalbagge vars larvutveckling framför allt sker i grovbarkiga grenar (minst 3–5 cm tjocka) på gamla granar, men även i klena stamdelar av barrträd, främst gran, i mindre omfattning tall. Arten är knuten till gamla och gärna glesa granskogar där det finns långsamväxande träd med välutvecklat grenverk. Larverna lever i den skrovliga barken och gör en flera cm bred platt gång som mest liknar en rund håla och är tydligt nedsänkt i vedytan. I kanten av eller mitt på gången finner man en 5 mm bred, oval gång in i grenens ved där arten gör sin puppkammare. Insekten kläcks sedan ut genom samma gång. Främsta hotet är att gamla granar med grova grenar försvinner genom skogsbruk. Äldre granbestånd bör sparas så långt det är möjligt, och inte gallras eller slutavverkas (SLU Artdatabanken, 2024).</w:t>
+      </w:r>
+    </w:p>
+    <w:p>
+      <w:r>
+        <w:rPr>
+          <w:b/>
+        </w:rPr>
         <w:t>Mindre hackspett (NT, §4)</w:t>
       </w:r>
       <w:r>
@@ -265,6 +276,340 @@
       </w:r>
       <w:r>
         <w:t xml:space="preserve"> (SLU Artdatabanken, 2021; Skogsstyrelsen, 2016).</w:t>
+      </w:r>
+    </w:p>
+    <w:p>
+      <w:r>
+        <w:rPr>
+          <w:b/>
+        </w:rPr>
+        <w:t>Talltita (NT, §4)</w:t>
+      </w:r>
+      <w:r>
+        <w:t>, rödlistad som nära hotad och prioriterad art i Skogsvårdslagen, har häckningsrevir i anmälan. Arten har minskat kraftigt de senaste 30 åren och minskningstakten innevarande 10-årsperiod beräknas till 20 (10–30) %. Talltitan är synnerligen trogen sitt cirka 15 hektar stora revir och är beroende av flerskiktade olikåldriga skogar för att kunna föda upp sina ungar. Talltitan försvinner om dess livsmiljö kalavverkas (Eggers &amp; Low, 2014; Ekman, 1979; Griesser et al, 2007; Klein, 2020; Siffczyk et al, 2003; SLU Artdatabanken, 2021).</w:t>
+      </w:r>
+    </w:p>
+    <w:p>
+      <w:r>
+        <w:rPr>
+          <w:b/>
+        </w:rPr>
+        <w:t>Vitgrynig nållav (NT)</w:t>
+      </w:r>
+      <w:r>
+        <w:t xml:space="preserve"> växer nästan uteslutande på bark av gamla, senvuxna granar i skuggiga lägen med hög och jämn luftfuktighet. Den vanligaste naturtypen för arten är kontinuitetsskogar på frisk mark men den finns också i sumpgranskogar. På lång sikt utgör avverkningar av olikåldriga granskogar av naturskogskaraktär ett allvarligt hot mot arten och skogsbruksåtgärder på eller i närheten av växtplatserna bör undvikas. Naturskogsartade, fuktiga granskogar med förekomster av arten signalerar höga biologiska värden och bör bevaras (SLU Artdatabanken, 2024; Nitare &amp; Skogsstyrelsen, 2019).</w:t>
+      </w:r>
+    </w:p>
+    <w:p>
+      <w:r>
+        <w:rPr>
+          <w:b/>
+        </w:rPr>
+        <w:t xml:space="preserve">Bågpraktmossa </w:t>
+      </w:r>
+      <w:r>
+        <w:t xml:space="preserve">växer i skuggiga och våta skogsmiljöer, bland annat i bäckdalar, alsumpskogar, strandskogar och örtrika gransumpskogar. Den är i hela sitt utbredningsområde en bra signalart för gransumpskogar som ofta hyser andra, mer ovanliga och rödlistade arter. Bågpraktmossa indikerar skogsmark som har ostörd hydrologi och kalkfattig mark och är typisk art för </w:t>
+      </w:r>
+      <w:r>
+        <w:rPr>
+          <w:i/>
+        </w:rPr>
+        <w:t xml:space="preserve">9080 Lövsumpskog, 9750 Svämlövskog </w:t>
+      </w:r>
+      <w:r>
+        <w:t xml:space="preserve">och </w:t>
+      </w:r>
+      <w:r>
+        <w:rPr>
+          <w:i/>
+        </w:rPr>
+        <w:t>7160 Källor och källkärr</w:t>
+      </w:r>
+      <w:r>
+        <w:t xml:space="preserve"> (SLU Artdatabanken, 2025; Nitare &amp; Skogsstyrelsen, 2019).</w:t>
+      </w:r>
+    </w:p>
+    <w:p>
+      <w:r>
+        <w:rPr>
+          <w:b/>
+        </w:rPr>
+        <w:t>Gulnål</w:t>
+      </w:r>
+      <w:r>
+        <w:t xml:space="preserve"> växer mest på murknande lövträdsved och barrträdsved och förekommer i skuggiga miljöer med hög luftfuktighet. I södra Sverige är den en relativt bra signal på biotoper med höga naturvärden och följs ofta av sällsynta arter. Gulnål är typisk art för </w:t>
+      </w:r>
+      <w:r>
+        <w:rPr>
+          <w:i/>
+        </w:rPr>
+        <w:t>9110 Näringsfattig bokskog</w:t>
+      </w:r>
+      <w:r>
+        <w:t xml:space="preserve"> och</w:t>
+      </w:r>
+      <w:r>
+        <w:rPr>
+          <w:i/>
+        </w:rPr>
+        <w:t xml:space="preserve"> 9130 Näringsrik bokskog </w:t>
+      </w:r>
+      <w:r>
+        <w:t>(Nitare &amp; Skogsstyrelsen, 2019; SLU Artdatabanken, 2025).</w:t>
+      </w:r>
+    </w:p>
+    <w:p>
+      <w:r>
+        <w:rPr>
+          <w:b/>
+        </w:rPr>
+        <w:t xml:space="preserve">Källpraktmossa </w:t>
+      </w:r>
+      <w:r>
+        <w:t xml:space="preserve">växer på fuktig eller blöt, näringsrik och ofta mineralrik mark, t.ex. i sumpskogar. Den är en god signalart i södra och mellersta Sverige och förekommer ofta i artrika miljöer med t.ex. kärrkammossa, bågpraktmossa, filtrundmossa och skogshakmossa. Eftersom mängden våtmarker har reducerats kraftigt i södra Sverige under det senaste seklet har förekomsten av källpraktmossa troligen minskat i söder. Källpraktmossa är typisk art för </w:t>
+      </w:r>
+      <w:r>
+        <w:rPr>
+          <w:i/>
+        </w:rPr>
+        <w:t xml:space="preserve">7160 Källor och källkärr, 9750 Svämlövskog </w:t>
+      </w:r>
+      <w:r>
+        <w:t>och</w:t>
+      </w:r>
+      <w:r>
+        <w:rPr>
+          <w:i/>
+        </w:rPr>
+        <w:t xml:space="preserve"> 9080 Lövsumpskog </w:t>
+      </w:r>
+      <w:r>
+        <w:t>(Nitare &amp; Skogsstyrelsen, 2019; SLU Artdatabanken, 2025).</w:t>
+      </w:r>
+    </w:p>
+    <w:p>
+      <w:r>
+        <w:rPr>
+          <w:b/>
+        </w:rPr>
+        <w:t xml:space="preserve">Kärrkammossa </w:t>
+      </w:r>
+      <w:r>
+        <w:t xml:space="preserve">signalerar höga naturvärden i södra Sverige och är typisk art för </w:t>
+      </w:r>
+      <w:r>
+        <w:rPr>
+          <w:i/>
+        </w:rPr>
+        <w:t xml:space="preserve">9080 Lövsumpskog, 7310 Aapamyrar </w:t>
+      </w:r>
+      <w:r>
+        <w:t xml:space="preserve">och </w:t>
+      </w:r>
+      <w:r>
+        <w:rPr>
+          <w:i/>
+        </w:rPr>
+        <w:t xml:space="preserve">7140 Öppna mossar och kärr </w:t>
+      </w:r>
+      <w:r>
+        <w:t>(Nitare &amp; Skogsstyrelsen, 2019; SLU Artdatabanken, 2025).</w:t>
+      </w:r>
+    </w:p>
+    <w:p>
+      <w:r>
+        <w:rPr>
+          <w:b/>
+        </w:rPr>
+        <w:t>Nästlav</w:t>
+      </w:r>
+      <w:r>
+        <w:t xml:space="preserve"> indikerar söder om den naturliga norrlandsgränsen äldre barrskogsområden med höga naturvärden där andra ovanliga nordliga barrskogsarter kan påträffas. Nästlav är typisk art för </w:t>
+      </w:r>
+      <w:r>
+        <w:rPr>
+          <w:i/>
+        </w:rPr>
+        <w:t xml:space="preserve">9010 Taiga </w:t>
+      </w:r>
+      <w:r>
+        <w:t>(Nitare &amp; Skogsstyrelsen, 2019; SLU Artdatabanken, 2025).</w:t>
+      </w:r>
+    </w:p>
+    <w:p>
+      <w:r>
+        <w:rPr>
+          <w:b/>
+        </w:rPr>
+        <w:t>Stubbspretmossa</w:t>
+      </w:r>
+      <w:r>
+        <w:t xml:space="preserve"> växer på ved i rika löv- och barrskogar med relativt hög luftfuktighet och indikerar fuktiga skogsmiljöer med gott om murken ved och ofta höga naturvärden. Stubbspretmossa är typisk art för </w:t>
+      </w:r>
+      <w:r>
+        <w:rPr>
+          <w:i/>
+        </w:rPr>
+        <w:t>9020 Nordlig ädellövskog</w:t>
+      </w:r>
+      <w:r>
+        <w:t xml:space="preserve"> (SLU Artdatabanken, 2024).</w:t>
+      </w:r>
+    </w:p>
+    <w:p>
+      <w:r>
+        <w:rPr>
+          <w:b/>
+        </w:rPr>
+        <w:t>Svart trolldruva</w:t>
+      </w:r>
+      <w:r>
+        <w:t xml:space="preserve"> är en kalkgynnad växt som förekommer på näringsrik frisk mulljord i såväl bördiga kalkbarrskogar som sydliga kalklövskogar och lundar. Arten är en bra signalart för skyddsvärda biotoper i såväl löv- som barrskogar och tål inte slutavverkning och markberedning. Trolldruva är värdväxt för ett antal sällsynta fjärilsarter som ställer höga krav på sina livsmiljöer, däribland trolldruvemätare (EN), skuggmalmätare (VU) och trolldruvelobmätare (VU). Svart trolldruva är typisk art för </w:t>
+      </w:r>
+      <w:r>
+        <w:rPr>
+          <w:i/>
+        </w:rPr>
+        <w:t>9050 Näringsrik granskog,</w:t>
+      </w:r>
+      <w:r>
+        <w:t xml:space="preserve"> </w:t>
+      </w:r>
+      <w:r>
+        <w:rPr>
+          <w:i/>
+        </w:rPr>
+        <w:t xml:space="preserve">9020 Nordlig ädellövskog, 9160 Näringsrik ekskog, 9180 Ädellövskog i branter </w:t>
+      </w:r>
+      <w:r>
+        <w:t>och</w:t>
+      </w:r>
+      <w:r>
+        <w:rPr>
+          <w:i/>
+        </w:rPr>
+        <w:t xml:space="preserve"> 1610 Åsöar i Östersjön</w:t>
+      </w:r>
+      <w:r>
+        <w:t xml:space="preserve"> (SLU Artdatabanken, 2024; Nitare &amp; Skogsstyrelsen, 2019).</w:t>
+      </w:r>
+    </w:p>
+    <w:p>
+      <w:r>
+        <w:rPr>
+          <w:b/>
+        </w:rPr>
+        <w:t xml:space="preserve">Ekorrbär </w:t>
+      </w:r>
+      <w:r>
+        <w:t xml:space="preserve">är typisk art för </w:t>
+      </w:r>
+      <w:r>
+        <w:rPr>
+          <w:i/>
+        </w:rPr>
+        <w:t xml:space="preserve">9190 Näringsfattig ekskog </w:t>
+      </w:r>
+      <w:r>
+        <w:t>(SLU Artdatabanken, 2025).</w:t>
+      </w:r>
+    </w:p>
+    <w:p>
+      <w:r>
+        <w:rPr>
+          <w:b/>
+        </w:rPr>
+        <w:t>Källgräsmossa</w:t>
+      </w:r>
+      <w:r>
+        <w:t xml:space="preserve"> är typisk art för </w:t>
+      </w:r>
+      <w:r>
+        <w:rPr>
+          <w:i/>
+        </w:rPr>
+        <w:t xml:space="preserve">7160 Källor och källkärr, 9750 Svämlövskog </w:t>
+      </w:r>
+      <w:r>
+        <w:t>och</w:t>
+      </w:r>
+      <w:r>
+        <w:rPr>
+          <w:i/>
+        </w:rPr>
+        <w:t xml:space="preserve"> 9080 Lövsumpskog </w:t>
+      </w:r>
+      <w:r>
+        <w:t>(SLU Artdatabanken, 2025).</w:t>
+      </w:r>
+    </w:p>
+    <w:p>
+      <w:r>
+        <w:rPr>
+          <w:b/>
+        </w:rPr>
+        <w:t xml:space="preserve">Linnea </w:t>
+      </w:r>
+      <w:r>
+        <w:t xml:space="preserve">är typisk art för </w:t>
+      </w:r>
+      <w:r>
+        <w:rPr>
+          <w:i/>
+        </w:rPr>
+        <w:t>9010 Taiga</w:t>
+      </w:r>
+      <w:r>
+        <w:t>. På linnea kan man hitta sporsäcksvampen linnealudd (SLU Artdatabanken, 2025).</w:t>
+      </w:r>
+    </w:p>
+    <w:p>
+      <w:r>
+        <w:rPr>
+          <w:b/>
+        </w:rPr>
+        <w:t>Ormbär</w:t>
+      </w:r>
+      <w:r>
+        <w:t xml:space="preserve"> är typisk art för </w:t>
+      </w:r>
+      <w:r>
+        <w:rPr>
+          <w:i/>
+        </w:rPr>
+        <w:t xml:space="preserve">9050 Näringsrik granskog </w:t>
+      </w:r>
+      <w:r>
+        <w:t>(SLU Artdatabanken, 2025).</w:t>
+      </w:r>
+    </w:p>
+    <w:p>
+      <w:r>
+        <w:rPr>
+          <w:b/>
+        </w:rPr>
+        <w:t>Spillkråka (§4)</w:t>
+      </w:r>
+      <w:r>
+        <w:t xml:space="preserve"> omfattas av bilaga 1 i EU:s fågeldirektiv och är typisk art för </w:t>
+      </w:r>
+      <w:r>
+        <w:rPr>
+          <w:i/>
+        </w:rPr>
+        <w:t xml:space="preserve">9010 Taiga </w:t>
+      </w:r>
+      <w:r>
+        <w:t>och</w:t>
+      </w:r>
+      <w:r>
+        <w:rPr>
+          <w:i/>
+        </w:rPr>
+        <w:t xml:space="preserve"> 9740 Skogsbevuxen myr</w:t>
+      </w:r>
+      <w:r>
+        <w:t>. Den behöver grova träd, främst tall, asp och bok som boträd. Skogsbruk med korta omloppstider och täta, homogena ungskogar utgör det största hotet. Spillkråka är en nyckelart i skogliga miljöer vars övergivna bohål utnyttjas av flera andra hålhäckande fågelarter och fladdermöss, däribland pärluggla (EN, §4), knipa (§4), salskrake (§4) och skogsduva (§4). Hökuggla (VU, §4) och slaguggla (§4) häckar ofta i högstubbar som brutits av i höjd med ett gammalt spillkråkebo (SLU Artdatabanken, 2026; Skogsstyrelsen, 2016).</w:t>
       </w:r>
     </w:p>
     <w:p>
@@ -373,7 +718,7 @@
         <w:rPr>
           <w:i/>
         </w:rPr>
-        <w:t>I det avverkningsanmälda skogsområdet har 2 naturvårdsarter varav 1 rödlistade arter sina livsmiljöer och växtplatser.</w:t>
+        <w:t>I det avverkningsanmälda skogsområdet har 17 naturvårdsarter varav 4 rödlistade arter sina livsmiljöer och växtplatser.</w:t>
       </w:r>
     </w:p>
     <w:p>
@@ -644,6 +989,198 @@
       </w:r>
       <w:r>
         <w:t>SLU Artdatabanken, Uppsala</w:t>
+      </w:r>
+    </w:p>
+    <w:p>
+      <w:pPr>
+        <w:pStyle w:val="Heading1"/>
+      </w:pPr>
+      <w:r>
+        <w:t>Talltita – ekologi samt krav på livsmiljön</w:t>
+      </w:r>
+    </w:p>
+    <w:p>
+      <w:r>
+        <w:t>Talltita är rödlistad som NT, fridlyst och prioriterad art i Skogsvårdslagen. Den omfattas av EU:s fågeldirektiv. Arten har minskat kraftigt de senaste 30 åren och minskningstakten innevarande 10-årsperiod beräknas till 20 (10–30) % (SLU Artdatabanken, 2022).</w:t>
+      </w:r>
+    </w:p>
+    <w:p>
+      <w:r>
+        <w:t>Talltita föredrar större sammanhängande barrskogar, och finns såväl i tallskog som granskog och i lövblandad barrskog. Skogens struktur är viktig och ska helst vara flerskiktad med riklig underväxt av mindre granar, björk och andra lövträd och buskar. Tillgång på murknande högstubbar är särskilt viktig, eftersom talltitan helst själv hackar ut sitt bohål (SLU Artdatabanken, 2022).</w:t>
+      </w:r>
+    </w:p>
+    <w:p>
+      <w:r>
+        <w:t>Det finns flera studier som visar att talltita är känslig för gallring och inte överlever när dess livsmiljö kalavverkas (Eggers and Low, 2014; Griesser et al., 2007; Klein, 2020). Talltitans revir är förhållandevis stora, 10–20 hektar och arten missgynnas när skogen fragmenteras. Kalavverkning av större delar av reviret innebär att det överges (Artdatabanken, 2021).</w:t>
+      </w:r>
+    </w:p>
+    <w:p>
+      <w:r>
+        <w:t>Talltitan är synnerligen trogen sitt revir så länge paret lever och biotopen förblir intakt. Paret stannar i sitt revir året om. En förlust av ett revir har därför en stor inverkan på den lokala populationen och trakthyggesbruket anses vara orsak till den svenska populationens kraftiga minskning. Talltiteparets revirtrohet innebär att närhelst under året man observerar en adult talltita så ingår denna plats i reviret (Siffczyk et al., 2003; Ekman, 1979).</w:t>
+      </w:r>
+    </w:p>
+    <w:p>
+      <w:pPr>
+        <w:pStyle w:val="Heading2"/>
+      </w:pPr>
+      <w:r>
+        <w:t>Referenser – talltita</w:t>
+      </w:r>
+    </w:p>
+    <w:p>
+      <w:r>
+        <w:t xml:space="preserve">Eggers, S., Low, M., 2014. </w:t>
+      </w:r>
+      <w:r>
+        <w:rPr>
+          <w:i/>
+        </w:rPr>
+        <w:t xml:space="preserve">Differential demographic responses of sympatric Parids to vegetation management in boreal forest. </w:t>
+      </w:r>
+      <w:r>
+        <w:t>For. Ecol. Manage. 319, 169–175.</w:t>
+      </w:r>
+    </w:p>
+    <w:p>
+      <w:r>
+        <w:t xml:space="preserve">Ekman, J., 1979. </w:t>
+      </w:r>
+      <w:r>
+        <w:rPr>
+          <w:i/>
+        </w:rPr>
+        <w:t xml:space="preserve">Coherence, composition and territories of winter social groups of the Willow Tit Parus montanus and the Crested Tit P. cristatus. </w:t>
+      </w:r>
+      <w:r>
+        <w:t>Ornis Scandinavica, 10, pp 56–68</w:t>
+      </w:r>
+    </w:p>
+    <w:p>
+      <w:r>
+        <w:t xml:space="preserve">Griesser, M., Nystrand, M., Eggers, S., Ekman, J., 2007. </w:t>
+      </w:r>
+      <w:r>
+        <w:rPr>
+          <w:i/>
+        </w:rPr>
+        <w:t xml:space="preserve">Impact of forestry practices on fitness correlates and population productivity in an open-nesting bird species. </w:t>
+      </w:r>
+      <w:r>
+        <w:t>Conserv. Biol. 21, 767–774. https://doi.org/10.1111/j.1523- 1739.2007.00675.x</w:t>
+      </w:r>
+    </w:p>
+    <w:p>
+      <w:r>
+        <w:t xml:space="preserve">Klein, J., 2020. </w:t>
+      </w:r>
+      <w:r>
+        <w:rPr>
+          <w:i/>
+        </w:rPr>
+        <w:t xml:space="preserve">The forgotten forest – On thinning, retention, and biodiversity in the boreal forest. </w:t>
+      </w:r>
+      <w:r>
+        <w:t>Doctoral Thesis No. 2020:50</w:t>
+      </w:r>
+    </w:p>
+    <w:p>
+      <w:r>
+        <w:t xml:space="preserve">Siffczyk, C., Brotons, L., Kangas, K., Orell, M., 2003. </w:t>
+      </w:r>
+      <w:r>
+        <w:rPr>
+          <w:i/>
+        </w:rPr>
+        <w:t xml:space="preserve">Home range size of willow tits. </w:t>
+      </w:r>
+      <w:r>
+        <w:t>Oecologica, 136, 635–642 (2003)</w:t>
+      </w:r>
+    </w:p>
+    <w:p>
+      <w:r>
+        <w:t xml:space="preserve">SLU Artdatabanken, 2021. </w:t>
+      </w:r>
+      <w:r>
+        <w:rPr>
+          <w:i/>
+        </w:rPr>
+        <w:t xml:space="preserve">Artfaktablad. Naturvård – artfakta. </w:t>
+      </w:r>
+      <w:r>
+        <w:t>SLU Artdatabanken, Uppsala</w:t>
+      </w:r>
+    </w:p>
+    <w:p>
+      <w:pPr>
+        <w:pStyle w:val="Heading1"/>
+      </w:pPr>
+      <w:r>
+        <w:t>Spillkråka – ekologi samt krav på livsmiljön</w:t>
+      </w:r>
+    </w:p>
+    <w:p>
+      <w:r>
+        <w:t xml:space="preserve">Spillkråka (§4) ingår i bilaga 1 EU:s fågeldirektiv och är typisk art för </w:t>
+      </w:r>
+      <w:r>
+        <w:rPr>
+          <w:i/>
+        </w:rPr>
+        <w:t xml:space="preserve">9010 Taiga </w:t>
+      </w:r>
+      <w:r>
+        <w:t>och</w:t>
+      </w:r>
+      <w:r>
+        <w:rPr>
+          <w:i/>
+        </w:rPr>
+        <w:t xml:space="preserve"> 9740 Skogsbevuxen myr</w:t>
+      </w:r>
+      <w:r>
+        <w:t>. Den lever i både barr- och blandskog liksom i ren lövskog. De tätaste populationerna tenderar att finnas i äldre, variationsrik blandskog med gott om död ved och gamla träd. Varje par utnyttjar 400–1000 hektar skog beroende på skogens kvalitet. Skogsbruk med korta omloppstider och täta, homogena ungskogar utgör det största hotet (SLU Artdatabanken, 2026).</w:t>
+      </w:r>
+    </w:p>
+    <w:p>
+      <w:r>
+        <w:t>Spillkråka är en nyckelart i skogliga miljöer vars övergivna bohål utnyttjas av flera andra hålhäckande fågelarter och fladdermöss, däribland pärluggla (EN, §4), knipa (§4), salskrake (§4) och skogsduva (§4). Hökuggla (VU, §4) och slaguggla (§4) häckar ofta i högstubbar som brutits av i höjd med ett gammalt spillkråkebo (Skogsstyrelsen, 2016).</w:t>
+      </w:r>
+    </w:p>
+    <w:p>
+      <w:pPr>
+        <w:pStyle w:val="Heading2"/>
+      </w:pPr>
+      <w:r>
+        <w:t>Referenser – spillkråka</w:t>
+      </w:r>
+    </w:p>
+    <w:p>
+      <w:r>
+        <w:t xml:space="preserve">Skogsstyrelsen, 2016. </w:t>
+      </w:r>
+      <w:r>
+        <w:rPr>
+          <w:i/>
+        </w:rPr>
+        <w:t xml:space="preserve">Vägledning för hänsyn till spillkråka. </w:t>
+      </w:r>
+      <w:r>
+        <w:t>Vägledningar och kunskapsstöd artskydd – Skogsstyrelsen.</w:t>
+      </w:r>
+    </w:p>
+    <w:p>
+      <w:r>
+        <w:t xml:space="preserve">SLU Artdatabanken, 2026. </w:t>
+      </w:r>
+      <w:r>
+        <w:rPr>
+          <w:i/>
+        </w:rPr>
+        <w:t xml:space="preserve">Artfaktablad. Naturvård – artfakta. </w:t>
+      </w:r>
+      <w:r>
+        <w:t>SLU Artdatabanken, Uppsala.</w:t>
       </w:r>
     </w:p>
     <w:sectPr>
@@ -774,7 +1311,7 @@
     <w:r>
       <w:tab/>
       <w:tab/>
-      <w:t>2026-10-17</w:t>
+      <w:t>2026-10-18</w:t>
       <w:br/>
       <w:br/>
     </w:r>

--- a/klagomål/A 65044-2023 FSC-klagomål.docx
+++ b/klagomål/A 65044-2023 FSC-klagomål.docx
@@ -1311,7 +1311,7 @@
     <w:r>
       <w:tab/>
       <w:tab/>
-      <w:t>2026-10-18</w:t>
+      <w:t>2026-10-19</w:t>
       <w:br/>
       <w:br/>
     </w:r>

--- a/klagomål/A 65044-2023 FSC-klagomål.docx
+++ b/klagomål/A 65044-2023 FSC-klagomål.docx
@@ -1311,7 +1311,7 @@
     <w:r>
       <w:tab/>
       <w:tab/>
-      <w:t>2026-10-19</w:t>
+      <w:t>2026-10-20</w:t>
       <w:br/>
       <w:br/>
     </w:r>

--- a/klagomål/A 65044-2023 FSC-klagomål.docx
+++ b/klagomål/A 65044-2023 FSC-klagomål.docx
@@ -1311,7 +1311,7 @@
     <w:r>
       <w:tab/>
       <w:tab/>
-      <w:t>2026-10-20</w:t>
+      <w:t>2026-10-21</w:t>
       <w:br/>
       <w:br/>
     </w:r>

--- a/klagomål/A 65044-2023 FSC-klagomål.docx
+++ b/klagomål/A 65044-2023 FSC-klagomål.docx
@@ -1311,7 +1311,7 @@
     <w:r>
       <w:tab/>
       <w:tab/>
-      <w:t>2026-10-21</w:t>
+      <w:t>2026-10-22</w:t>
       <w:br/>
       <w:br/>
     </w:r>

--- a/klagomål/A 65044-2023 FSC-klagomål.docx
+++ b/klagomål/A 65044-2023 FSC-klagomål.docx
@@ -1311,7 +1311,7 @@
     <w:r>
       <w:tab/>
       <w:tab/>
-      <w:t>2026-10-22</w:t>
+      <w:t>2026-10-23</w:t>
       <w:br/>
       <w:br/>
     </w:r>

--- a/klagomål/A 65044-2023 FSC-klagomål.docx
+++ b/klagomål/A 65044-2023 FSC-klagomål.docx
@@ -1311,7 +1311,7 @@
     <w:r>
       <w:tab/>
       <w:tab/>
-      <w:t>2026-10-23</w:t>
+      <w:t>2026-10-24</w:t>
       <w:br/>
       <w:br/>
     </w:r>

--- a/klagomål/A 65044-2023 FSC-klagomål.docx
+++ b/klagomål/A 65044-2023 FSC-klagomål.docx
@@ -1311,7 +1311,7 @@
     <w:r>
       <w:tab/>
       <w:tab/>
-      <w:t>2026-10-24</w:t>
+      <w:t>2026-10-25</w:t>
       <w:br/>
       <w:br/>
     </w:r>

--- a/klagomål/A 65044-2023 FSC-klagomål.docx
+++ b/klagomål/A 65044-2023 FSC-klagomål.docx
@@ -1311,7 +1311,7 @@
     <w:r>
       <w:tab/>
       <w:tab/>
-      <w:t>2026-10-25</w:t>
+      <w:t>2026-10-26</w:t>
       <w:br/>
       <w:br/>
     </w:r>

--- a/klagomål/A 65044-2023 FSC-klagomål.docx
+++ b/klagomål/A 65044-2023 FSC-klagomål.docx
@@ -1311,7 +1311,7 @@
     <w:r>
       <w:tab/>
       <w:tab/>
-      <w:t>2026-10-26</w:t>
+      <w:t>2026-10-27</w:t>
       <w:br/>
       <w:br/>
     </w:r>

--- a/klagomål/A 65044-2023 FSC-klagomål.docx
+++ b/klagomål/A 65044-2023 FSC-klagomål.docx
@@ -1311,7 +1311,7 @@
     <w:r>
       <w:tab/>
       <w:tab/>
-      <w:t>2026-10-27</w:t>
+      <w:t>2026-10-28</w:t>
       <w:br/>
       <w:br/>
     </w:r>

--- a/klagomål/A 65044-2023 FSC-klagomål.docx
+++ b/klagomål/A 65044-2023 FSC-klagomål.docx
@@ -1311,7 +1311,7 @@
     <w:r>
       <w:tab/>
       <w:tab/>
-      <w:t>2026-10-28</w:t>
+      <w:t>2026-10-29</w:t>
       <w:br/>
       <w:br/>
     </w:r>

--- a/klagomål/A 65044-2023 FSC-klagomål.docx
+++ b/klagomål/A 65044-2023 FSC-klagomål.docx
@@ -1311,7 +1311,7 @@
     <w:r>
       <w:tab/>
       <w:tab/>
-      <w:t>2026-10-29</w:t>
+      <w:t>2026-10-31</w:t>
       <w:br/>
       <w:br/>
     </w:r>
